--- a/DDS信号发生器开题报告.docx
+++ b/DDS信号发生器开题报告.docx
@@ -11,7 +11,7 @@
       </w:pPr>
       <w:r>
         <w:rPr>
-          <w:rFonts w:ascii="黑体" w:hAnsi="黑体"/>
+          <w:rFonts w:ascii="宋体" w:hAnsi="宋体"/>
           <w:b/>
           <w:sz w:val="52"/>
         </w:rPr>
@@ -25,7 +25,7 @@
       </w:pPr>
       <w:r>
         <w:rPr>
-          <w:rFonts w:ascii="黑体" w:hAnsi="黑体"/>
+          <w:rFonts w:ascii="宋体" w:hAnsi="宋体"/>
           <w:sz w:val="36"/>
         </w:rPr>
         <w:t>基于FPGA的DDS信号发生器的设计与实现</w:t>
@@ -38,7 +38,7 @@
       </w:pPr>
       <w:r>
         <w:rPr>
-          <w:rFonts w:ascii="楷体" w:hAnsi="楷体"/>
+          <w:rFonts w:ascii="宋体" w:hAnsi="宋体"/>
           <w:sz w:val="28"/>
         </w:rPr>
         <w:t>——通过按键和串行口进行DDS信号频率调整</w:t>
@@ -119,7 +119,7 @@
       </w:pPr>
       <w:r>
         <w:rPr>
-          <w:rFonts w:ascii="黑体" w:hAnsi="黑体"/>
+          <w:rFonts w:ascii="宋体" w:hAnsi="宋体"/>
           <w:sz w:val="32"/>
         </w:rPr>
         <w:t>一、选题背景与意义</w:t>
@@ -152,7 +152,7 @@
       </w:pPr>
       <w:r>
         <w:rPr>
-          <w:rFonts w:ascii="黑体" w:hAnsi="黑体"/>
+          <w:rFonts w:ascii="宋体" w:hAnsi="宋体"/>
           <w:sz w:val="32"/>
         </w:rPr>
         <w:t>二、国内外研究现状</w:t>
@@ -164,7 +164,7 @@
       </w:pPr>
       <w:r>
         <w:rPr>
-          <w:rFonts w:ascii="黑体" w:hAnsi="黑体"/>
+          <w:rFonts w:ascii="宋体" w:hAnsi="宋体"/>
           <w:sz w:val="28"/>
         </w:rPr>
         <w:t>2.1 DDS技术发展现状</w:t>
@@ -194,7 +194,7 @@
       </w:pPr>
       <w:r>
         <w:rPr>
-          <w:rFonts w:ascii="黑体" w:hAnsi="黑体"/>
+          <w:rFonts w:ascii="宋体" w:hAnsi="宋体"/>
           <w:sz w:val="28"/>
         </w:rPr>
         <w:t>2.2 FPGA实现DDS的研究现状</w:t>
@@ -224,7 +224,7 @@
       </w:pPr>
       <w:r>
         <w:rPr>
-          <w:rFonts w:ascii="黑体" w:hAnsi="黑体"/>
+          <w:rFonts w:ascii="宋体" w:hAnsi="宋体"/>
           <w:sz w:val="28"/>
         </w:rPr>
         <w:t>2.3 频率控制技术研究现状</w:t>
@@ -263,7 +263,7 @@
       </w:pPr>
       <w:r>
         <w:rPr>
-          <w:rFonts w:ascii="黑体" w:hAnsi="黑体"/>
+          <w:rFonts w:ascii="宋体" w:hAnsi="宋体"/>
           <w:sz w:val="32"/>
         </w:rPr>
         <w:t>三、DDS基本原理</w:t>
@@ -275,7 +275,7 @@
       </w:pPr>
       <w:r>
         <w:rPr>
-          <w:rFonts w:ascii="黑体" w:hAnsi="黑体"/>
+          <w:rFonts w:ascii="宋体" w:hAnsi="宋体"/>
           <w:sz w:val="28"/>
         </w:rPr>
         <w:t>3.1 DDS工作原理</w:t>
@@ -305,7 +305,7 @@
       </w:pPr>
       <w:r>
         <w:rPr>
-          <w:rFonts w:ascii="黑体" w:hAnsi="黑体"/>
+          <w:rFonts w:ascii="宋体" w:hAnsi="宋体"/>
           <w:sz w:val="28"/>
         </w:rPr>
         <w:t>3.2 DDS核心模块组成</w:t>
@@ -347,7 +347,7 @@
       </w:pPr>
       <w:r>
         <w:rPr>
-          <w:rFonts w:ascii="黑体" w:hAnsi="黑体"/>
+          <w:rFonts w:ascii="宋体" w:hAnsi="宋体"/>
           <w:sz w:val="28"/>
         </w:rPr>
         <w:t>3.3 频率控制原理</w:t>
@@ -391,10 +391,79 @@
       </w:pPr>
       <w:r>
         <w:rPr>
-          <w:rFonts w:ascii="黑体" w:hAnsi="黑体"/>
+          <w:rFonts w:ascii="宋体" w:hAnsi="宋体"/>
           <w:sz w:val="32"/>
         </w:rPr>
-        <w:t>四、研究内容与技术方案</w:t>
+        <w:t>四、实际应用场景</w:t>
+      </w:r>
+    </w:p>
+    <w:p>
+      <w:pPr>
+        <w:ind w:firstLine="420"/>
+      </w:pPr>
+      <w:r>
+        <w:rPr>
+          <w:rFonts w:ascii="宋体" w:hAnsi="宋体"/>
+          <w:sz w:val="24"/>
+        </w:rPr>
+        <w:t>基于FPGA的DDS信号发生器在多个领域具有广泛的实际应用价值，以下是几个典型的应用场景：</w:t>
+        <w:br/>
+        <w:br/>
+        <w:t>（1）通信系统测试与调试</w:t>
+        <w:br/>
+        <w:br/>
+        <w:t>在无线通信系统的研发和维护过程中，需要使用信号发生器产生各种调制信号（如FSK、PSK、QAM等）进行发射机和接收机的性能测试。基于FPGA的DDS信号发生器可以灵活生成不同频率、不同调制方式的测试信号，通过串口通信接口接收上位机的控制命令，实现自动化测试流程。例如，在5G基站的射频模块测试中，DDS信号发生器可以产生精确的载波信号和调制信号，用于验证发射功率、频谱特性、误码率等关键指标。</w:t>
+        <w:br/>
+        <w:br/>
+        <w:t>（2）雷达系统信号模拟</w:t>
+        <w:br/>
+        <w:br/>
+        <w:t>雷达系统需要产生高精度的线性调频（LFM）信号、相位编码信号等复杂波形用于目标探测和成像。基于FPGA的DDS信号发生器可以通过编程产生各种雷达波形，支持频率扫描和相位调制功能。在雷达系统的外场测试中，操作人员可以通过按键手动调整信号频率，模拟不同距离和速度的目标回波信号，用于雷达系统的性能验证和故障诊断。</w:t>
+        <w:br/>
+        <w:br/>
+        <w:t>（3）自动测试系统（ATS）</w:t>
+        <w:br/>
+        <w:br/>
+        <w:t>自动测试系统广泛应用于航空、舰船、汽车电子等领域的设备检测和维护。基于FPGA的DDS信号发生器可以作为ATS的核心信号源模块，通过串口或GPIB接口接收测试系统的控制指令，自动产生所需的测试信号。例如，在航空电子设备的定期检测中，ATS系统可以通过串口控制DDS信号发生器输出特定频率和幅度的信号，自动完成设备的功能测试和性能校准，大大提高测试效率和一致性。</w:t>
+        <w:br/>
+        <w:br/>
+        <w:t>（4）教学实验与科研平台</w:t>
+        <w:br/>
+        <w:br/>
+        <w:t>在高校电子信息类专业的教学实验中，DDS信号发生器是数字信号处理、通信原理、电子测量等课程的重要实验设备。基于FPGA的DDS信号发生器具有开放的软硬件平台，学生可以通过修改FPGA代码深入理解DDS的工作原理，通过按键和串口控制实验掌握人机交互和通信接口的设计方法。同时，该平台也可以用于科研项目中的信号源需求，支持自定义波形和调制方式的开发。</w:t>
+        <w:br/>
+        <w:br/>
+        <w:t>（5）工业过程控制与传感器激励</w:t>
+        <w:br/>
+        <w:br/>
+        <w:t>在工业自动化领域，DDS信号发生器可以用于产生传感器激励信号、过程控制信号等。例如，在超声波无损检测系统中，DDS信号发生器可以产生精确频率的激励信号驱动超声波探头；在振动测试系统中，可以产生扫频信号用于结构的频率响应分析。通过串口通信接口，DDS信号发生器可以与PLC或工控机连接，实现工业现场的远程控制和自动化测试。</w:t>
+        <w:br/>
+        <w:br/>
+        <w:t>（6）医疗电子设备测试</w:t>
+        <w:br/>
+        <w:br/>
+        <w:t>医疗电子设备（如心电图机、脑电图机、超声诊断仪等）需要定期进行性能校准和质量检测。基于FPGA的DDS信号发生器可以产生符合医疗标准的生理信号模拟波形，用于设备的校准和验证。例如，可以产生标准的心电信号波形（如ECG仿真信号）用于心电图机的定标检查，产生特定频率的正弦波用于超声诊断仪的灵敏度测试。</w:t>
+        <w:br/>
+        <w:br/>
+        <w:t>（7）音频与声学测试</w:t>
+        <w:br/>
+        <w:br/>
+        <w:t>在音频设备的研发和生产测试中，需要使用信号发生器产生各种频率和波形的音频信号。基于FPGA的DDS信号发生器可以产生高保真的正弦波、方波、三角波等标准波形，以及自定义的音频测试信号。通过按键控制可以方便地调整测试频率，通过串口接口可以实现与音频分析仪的联动测试，用于扬声器、耳机、功放等音频设备的频率响应、失真度、信噪比等参数的测量。</w:t>
+        <w:br/>
+        <w:br/>
+        <w:t>这些应用场景充分体现了基于FPGA的DDS信号发生器的实用价值，本课题的设计方案将针对上述应用需求，重点实现按键手动控制和串口远程控制两种频率调整方式，以满足不同应用场景的使用需求。</w:t>
+      </w:r>
+    </w:p>
+    <w:p>
+      <w:pPr>
+        <w:pStyle w:val="Heading1"/>
+      </w:pPr>
+      <w:r>
+        <w:rPr>
+          <w:rFonts w:ascii="宋体" w:hAnsi="宋体"/>
+          <w:sz w:val="32"/>
+        </w:rPr>
+        <w:t>五、研究内容与技术方案</w:t>
       </w:r>
     </w:p>
     <w:p>
@@ -403,10 +472,10 @@
       </w:pPr>
       <w:r>
         <w:rPr>
-          <w:rFonts w:ascii="黑体" w:hAnsi="黑体"/>
+          <w:rFonts w:ascii="宋体" w:hAnsi="宋体"/>
           <w:sz w:val="28"/>
         </w:rPr>
-        <w:t>4.1 主要研究内容</w:t>
+        <w:t>5.1 主要研究内容</w:t>
       </w:r>
     </w:p>
     <w:p>
@@ -445,10 +514,10 @@
       </w:pPr>
       <w:r>
         <w:rPr>
-          <w:rFonts w:ascii="黑体" w:hAnsi="黑体"/>
+          <w:rFonts w:ascii="宋体" w:hAnsi="宋体"/>
           <w:sz w:val="28"/>
         </w:rPr>
-        <w:t>4.2 技术方案</w:t>
+        <w:t>5.2 技术方案</w:t>
       </w:r>
     </w:p>
     <w:p>
@@ -490,10 +559,10 @@
       </w:pPr>
       <w:r>
         <w:rPr>
-          <w:rFonts w:ascii="黑体" w:hAnsi="黑体"/>
+          <w:rFonts w:ascii="宋体" w:hAnsi="宋体"/>
           <w:sz w:val="28"/>
         </w:rPr>
-        <w:t>4.3 系统架构设计</w:t>
+        <w:t>5.3 系统架构设计</w:t>
       </w:r>
     </w:p>
     <w:p>
@@ -557,10 +626,10 @@
       </w:pPr>
       <w:r>
         <w:rPr>
-          <w:rFonts w:ascii="黑体" w:hAnsi="黑体"/>
+          <w:rFonts w:ascii="宋体" w:hAnsi="宋体"/>
           <w:sz w:val="32"/>
         </w:rPr>
-        <w:t>五、预期成果与创新点</w:t>
+        <w:t>六、预期成果与创新点</w:t>
       </w:r>
     </w:p>
     <w:p>
@@ -569,10 +638,10 @@
       </w:pPr>
       <w:r>
         <w:rPr>
-          <w:rFonts w:ascii="黑体" w:hAnsi="黑体"/>
+          <w:rFonts w:ascii="宋体" w:hAnsi="宋体"/>
           <w:sz w:val="28"/>
         </w:rPr>
-        <w:t>5.1 预期成果</w:t>
+        <w:t>6.1 预期成果</w:t>
       </w:r>
     </w:p>
     <w:p>
@@ -614,10 +683,10 @@
       </w:pPr>
       <w:r>
         <w:rPr>
-          <w:rFonts w:ascii="黑体" w:hAnsi="黑体"/>
+          <w:rFonts w:ascii="宋体" w:hAnsi="宋体"/>
           <w:sz w:val="28"/>
         </w:rPr>
-        <w:t>5.2 创新点</w:t>
+        <w:t>6.2 创新点</w:t>
       </w:r>
     </w:p>
     <w:p>
@@ -653,10 +722,10 @@
       </w:pPr>
       <w:r>
         <w:rPr>
-          <w:rFonts w:ascii="黑体" w:hAnsi="黑体"/>
+          <w:rFonts w:ascii="宋体" w:hAnsi="宋体"/>
           <w:sz w:val="32"/>
         </w:rPr>
-        <w:t>六、研究计划与进度安排</w:t>
+        <w:t>七、研究计划与进度安排</w:t>
       </w:r>
     </w:p>
     <w:p>
@@ -724,10 +793,10 @@
       </w:pPr>
       <w:r>
         <w:rPr>
-          <w:rFonts w:ascii="黑体" w:hAnsi="黑体"/>
+          <w:rFonts w:ascii="宋体" w:hAnsi="宋体"/>
           <w:sz w:val="32"/>
         </w:rPr>
-        <w:t>七、参考文献</w:t>
+        <w:t>八、参考文献</w:t>
       </w:r>
     </w:p>
     <w:p>

--- a/DDS信号发生器开题报告.docx
+++ b/DDS信号发生器开题报告.docx
@@ -11,7 +11,7 @@
       </w:pPr>
       <w:r>
         <w:rPr>
-          <w:rFonts w:ascii="宋体" w:hAnsi="宋体"/>
+          <w:rFonts w:ascii="宋体" w:hAnsi="宋体" w:eastAsia="宋体"/>
           <w:b/>
           <w:sz w:val="52"/>
         </w:rPr>
@@ -25,7 +25,8 @@
       </w:pPr>
       <w:r>
         <w:rPr>
-          <w:rFonts w:ascii="宋体" w:hAnsi="宋体"/>
+          <w:rFonts w:ascii="宋体" w:hAnsi="宋体" w:eastAsia="宋体"/>
+          <w:b w:val="0"/>
           <w:sz w:val="36"/>
         </w:rPr>
         <w:t>基于FPGA的DDS信号发生器的设计与实现</w:t>
@@ -38,7 +39,8 @@
       </w:pPr>
       <w:r>
         <w:rPr>
-          <w:rFonts w:ascii="宋体" w:hAnsi="宋体"/>
+          <w:rFonts w:ascii="宋体" w:hAnsi="宋体" w:eastAsia="宋体"/>
+          <w:b w:val="0"/>
           <w:sz w:val="28"/>
         </w:rPr>
         <w:t>——通过按键和串行口进行DDS信号频率调整</w:t>
@@ -54,7 +56,8 @@
       </w:pPr>
       <w:r>
         <w:rPr>
-          <w:rFonts w:ascii="宋体" w:hAnsi="宋体"/>
+          <w:rFonts w:ascii="宋体" w:hAnsi="宋体" w:eastAsia="宋体"/>
+          <w:b w:val="0"/>
           <w:sz w:val="28"/>
         </w:rPr>
         <w:t>学生姓名：________________</w:t>
@@ -66,7 +69,8 @@
       </w:pPr>
       <w:r>
         <w:rPr>
-          <w:rFonts w:ascii="宋体" w:hAnsi="宋体"/>
+          <w:rFonts w:ascii="宋体" w:hAnsi="宋体" w:eastAsia="宋体"/>
+          <w:b w:val="0"/>
           <w:sz w:val="28"/>
         </w:rPr>
         <w:t>学    号：________________</w:t>
@@ -78,7 +82,8 @@
       </w:pPr>
       <w:r>
         <w:rPr>
-          <w:rFonts w:ascii="宋体" w:hAnsi="宋体"/>
+          <w:rFonts w:ascii="宋体" w:hAnsi="宋体" w:eastAsia="宋体"/>
+          <w:b w:val="0"/>
           <w:sz w:val="28"/>
         </w:rPr>
         <w:t>专    业：电子信息工程</w:t>
@@ -90,7 +95,8 @@
       </w:pPr>
       <w:r>
         <w:rPr>
-          <w:rFonts w:ascii="宋体" w:hAnsi="宋体"/>
+          <w:rFonts w:ascii="宋体" w:hAnsi="宋体" w:eastAsia="宋体"/>
+          <w:b w:val="0"/>
           <w:sz w:val="28"/>
         </w:rPr>
         <w:t>指导教师：________________</w:t>
@@ -102,7 +108,8 @@
       </w:pPr>
       <w:r>
         <w:rPr>
-          <w:rFonts w:ascii="宋体" w:hAnsi="宋体"/>
+          <w:rFonts w:ascii="宋体" w:hAnsi="宋体" w:eastAsia="宋体"/>
+          <w:b w:val="0"/>
           <w:sz w:val="28"/>
         </w:rPr>
         <w:t>填写日期：2026年06月</w:t>
@@ -119,7 +126,8 @@
       </w:pPr>
       <w:r>
         <w:rPr>
-          <w:rFonts w:ascii="宋体" w:hAnsi="宋体"/>
+          <w:rFonts w:ascii="宋体" w:hAnsi="宋体" w:eastAsia="宋体"/>
+          <w:b w:val="0"/>
           <w:sz w:val="32"/>
         </w:rPr>
         <w:t>一、选题背景与意义</w:t>
@@ -131,7 +139,8 @@
       </w:pPr>
       <w:r>
         <w:rPr>
-          <w:rFonts w:ascii="宋体" w:hAnsi="宋体"/>
+          <w:rFonts w:ascii="宋体" w:hAnsi="宋体" w:eastAsia="宋体"/>
+          <w:b w:val="0"/>
           <w:sz w:val="24"/>
         </w:rPr>
         <w:t>信号发生器是电子测量和通信系统中的核心仪器之一，广泛应用于通信、雷达、测控、电子对抗以及现代化仪器仪表等领域。随着电子技术的飞速发展，对信号发生器的性能要求越来越高，传统的模拟信号发生器已难以满足现代电子系统对高精度、高稳定性、快速频率切换的需求。</w:t>
@@ -152,7 +161,8 @@
       </w:pPr>
       <w:r>
         <w:rPr>
-          <w:rFonts w:ascii="宋体" w:hAnsi="宋体"/>
+          <w:rFonts w:ascii="宋体" w:hAnsi="宋体" w:eastAsia="宋体"/>
+          <w:b w:val="0"/>
           <w:sz w:val="32"/>
         </w:rPr>
         <w:t>二、国内外研究现状</w:t>
@@ -164,7 +174,8 @@
       </w:pPr>
       <w:r>
         <w:rPr>
-          <w:rFonts w:ascii="宋体" w:hAnsi="宋体"/>
+          <w:rFonts w:ascii="宋体" w:hAnsi="宋体" w:eastAsia="宋体"/>
+          <w:b w:val="0"/>
           <w:sz w:val="28"/>
         </w:rPr>
         <w:t>2.1 DDS技术发展现状</w:t>
@@ -176,7 +187,8 @@
       </w:pPr>
       <w:r>
         <w:rPr>
-          <w:rFonts w:ascii="宋体" w:hAnsi="宋体"/>
+          <w:rFonts w:ascii="宋体" w:hAnsi="宋体" w:eastAsia="宋体"/>
+          <w:b w:val="0"/>
           <w:sz w:val="24"/>
         </w:rPr>
         <w:t>DDS技术自20世纪70年代提出以来，经过几十年的发展，已经成为现代频率合成技术的主流方向之一。目前，DDS技术在相对带宽、频率转换时间、频率和相位分辨率、相位连续性等方面均远超传统频率合成技术。</w:t>
@@ -194,7 +206,8 @@
       </w:pPr>
       <w:r>
         <w:rPr>
-          <w:rFonts w:ascii="宋体" w:hAnsi="宋体"/>
+          <w:rFonts w:ascii="宋体" w:hAnsi="宋体" w:eastAsia="宋体"/>
+          <w:b w:val="0"/>
           <w:sz w:val="28"/>
         </w:rPr>
         <w:t>2.2 FPGA实现DDS的研究现状</w:t>
@@ -206,7 +219,8 @@
       </w:pPr>
       <w:r>
         <w:rPr>
-          <w:rFonts w:ascii="宋体" w:hAnsi="宋体"/>
+          <w:rFonts w:ascii="宋体" w:hAnsi="宋体" w:eastAsia="宋体"/>
+          <w:b w:val="0"/>
           <w:sz w:val="24"/>
         </w:rPr>
         <w:t>国内外学者在基于FPGA的DDS实现方面开展了大量研究工作。在硬件平台方面，Xilinx的Artix-7系列和Intel（原Altera）的Cyclone IV系列FPGA是常用的实现平台。例如，基于Xilinx Artix-7 FPGA的DDS信号发生器已经实现了四波形输出、实时频率测量、幅度控制、参数扫描功能和UART远程控制等高级功能。</w:t>
@@ -224,7 +238,8 @@
       </w:pPr>
       <w:r>
         <w:rPr>
-          <w:rFonts w:ascii="宋体" w:hAnsi="宋体"/>
+          <w:rFonts w:ascii="宋体" w:hAnsi="宋体" w:eastAsia="宋体"/>
+          <w:b w:val="0"/>
           <w:sz w:val="28"/>
         </w:rPr>
         <w:t>2.3 频率控制技术研究现状</w:t>
@@ -236,7 +251,8 @@
       </w:pPr>
       <w:r>
         <w:rPr>
-          <w:rFonts w:ascii="宋体" w:hAnsi="宋体"/>
+          <w:rFonts w:ascii="宋体" w:hAnsi="宋体" w:eastAsia="宋体"/>
+          <w:b w:val="0"/>
           <w:sz w:val="24"/>
         </w:rPr>
         <w:t>DDS信号发生器的频率控制是系统设计的关键环节。目前主要有以下几种频率控制方式：</w:t>
@@ -263,7 +279,8 @@
       </w:pPr>
       <w:r>
         <w:rPr>
-          <w:rFonts w:ascii="宋体" w:hAnsi="宋体"/>
+          <w:rFonts w:ascii="宋体" w:hAnsi="宋体" w:eastAsia="宋体"/>
+          <w:b w:val="0"/>
           <w:sz w:val="32"/>
         </w:rPr>
         <w:t>三、DDS基本原理</w:t>
@@ -275,7 +292,8 @@
       </w:pPr>
       <w:r>
         <w:rPr>
-          <w:rFonts w:ascii="宋体" w:hAnsi="宋体"/>
+          <w:rFonts w:ascii="宋体" w:hAnsi="宋体" w:eastAsia="宋体"/>
+          <w:b w:val="0"/>
           <w:sz w:val="28"/>
         </w:rPr>
         <w:t>3.1 DDS工作原理</w:t>
@@ -287,7 +305,8 @@
       </w:pPr>
       <w:r>
         <w:rPr>
-          <w:rFonts w:ascii="宋体" w:hAnsi="宋体"/>
+          <w:rFonts w:ascii="宋体" w:hAnsi="宋体" w:eastAsia="宋体"/>
+          <w:b w:val="0"/>
           <w:sz w:val="24"/>
         </w:rPr>
         <w:t>DDS（Direct Digital Synthesizer）即直接数字式频率合成器，是一种从相位概念出发直接合成所需要波形的频率合成技术。其本质可以理解为一种分频器，通过编程频率控制字对系统时钟进行分频，从而产生目标频率。</w:t>
@@ -305,7 +324,8 @@
       </w:pPr>
       <w:r>
         <w:rPr>
-          <w:rFonts w:ascii="宋体" w:hAnsi="宋体"/>
+          <w:rFonts w:ascii="宋体" w:hAnsi="宋体" w:eastAsia="宋体"/>
+          <w:b w:val="0"/>
           <w:sz w:val="28"/>
         </w:rPr>
         <w:t>3.2 DDS核心模块组成</w:t>
@@ -317,7 +337,8 @@
       </w:pPr>
       <w:r>
         <w:rPr>
-          <w:rFonts w:ascii="宋体" w:hAnsi="宋体"/>
+          <w:rFonts w:ascii="宋体" w:hAnsi="宋体" w:eastAsia="宋体"/>
+          <w:b w:val="0"/>
           <w:sz w:val="24"/>
         </w:rPr>
         <w:t>一个完整的DDS系统通常包含以下核心模块：</w:t>
@@ -347,7 +368,8 @@
       </w:pPr>
       <w:r>
         <w:rPr>
-          <w:rFonts w:ascii="宋体" w:hAnsi="宋体"/>
+          <w:rFonts w:ascii="宋体" w:hAnsi="宋体" w:eastAsia="宋体"/>
+          <w:b w:val="0"/>
           <w:sz w:val="28"/>
         </w:rPr>
         <w:t>3.3 频率控制原理</w:t>
@@ -359,7 +381,8 @@
       </w:pPr>
       <w:r>
         <w:rPr>
-          <w:rFonts w:ascii="宋体" w:hAnsi="宋体"/>
+          <w:rFonts w:ascii="宋体" w:hAnsi="宋体" w:eastAsia="宋体"/>
+          <w:b w:val="0"/>
           <w:sz w:val="24"/>
         </w:rPr>
         <w:t>DDS的输出频率由频率控制字决定，其基本公式为：</w:t>
@@ -391,7 +414,8 @@
       </w:pPr>
       <w:r>
         <w:rPr>
-          <w:rFonts w:ascii="宋体" w:hAnsi="宋体"/>
+          <w:rFonts w:ascii="宋体" w:hAnsi="宋体" w:eastAsia="宋体"/>
+          <w:b w:val="0"/>
           <w:sz w:val="32"/>
         </w:rPr>
         <w:t>四、实际应用场景</w:t>
@@ -403,7 +427,8 @@
       </w:pPr>
       <w:r>
         <w:rPr>
-          <w:rFonts w:ascii="宋体" w:hAnsi="宋体"/>
+          <w:rFonts w:ascii="宋体" w:hAnsi="宋体" w:eastAsia="宋体"/>
+          <w:b w:val="0"/>
           <w:sz w:val="24"/>
         </w:rPr>
         <w:t>基于FPGA的DDS信号发生器在多个领域具有广泛的实际应用价值，以下是几个典型的应用场景：</w:t>
@@ -460,7 +485,8 @@
       </w:pPr>
       <w:r>
         <w:rPr>
-          <w:rFonts w:ascii="宋体" w:hAnsi="宋体"/>
+          <w:rFonts w:ascii="宋体" w:hAnsi="宋体" w:eastAsia="宋体"/>
+          <w:b w:val="0"/>
           <w:sz w:val="32"/>
         </w:rPr>
         <w:t>五、研究内容与技术方案</w:t>
@@ -472,7 +498,8 @@
       </w:pPr>
       <w:r>
         <w:rPr>
-          <w:rFonts w:ascii="宋体" w:hAnsi="宋体"/>
+          <w:rFonts w:ascii="宋体" w:hAnsi="宋体" w:eastAsia="宋体"/>
+          <w:b w:val="0"/>
           <w:sz w:val="28"/>
         </w:rPr>
         <w:t>5.1 主要研究内容</w:t>
@@ -484,7 +511,8 @@
       </w:pPr>
       <w:r>
         <w:rPr>
-          <w:rFonts w:ascii="宋体" w:hAnsi="宋体"/>
+          <w:rFonts w:ascii="宋体" w:hAnsi="宋体" w:eastAsia="宋体"/>
+          <w:b w:val="0"/>
           <w:sz w:val="24"/>
         </w:rPr>
         <w:t>本课题的主要研究内容包括：</w:t>
@@ -514,7 +542,8 @@
       </w:pPr>
       <w:r>
         <w:rPr>
-          <w:rFonts w:ascii="宋体" w:hAnsi="宋体"/>
+          <w:rFonts w:ascii="宋体" w:hAnsi="宋体" w:eastAsia="宋体"/>
+          <w:b w:val="0"/>
           <w:sz w:val="28"/>
         </w:rPr>
         <w:t>5.2 技术方案</w:t>
@@ -526,7 +555,8 @@
       </w:pPr>
       <w:r>
         <w:rPr>
-          <w:rFonts w:ascii="宋体" w:hAnsi="宋体"/>
+          <w:rFonts w:ascii="宋体" w:hAnsi="宋体" w:eastAsia="宋体"/>
+          <w:b w:val="0"/>
           <w:sz w:val="24"/>
         </w:rPr>
         <w:t>本课题拟采用以下技术方案：</w:t>
@@ -559,7 +589,8 @@
       </w:pPr>
       <w:r>
         <w:rPr>
-          <w:rFonts w:ascii="宋体" w:hAnsi="宋体"/>
+          <w:rFonts w:ascii="宋体" w:hAnsi="宋体" w:eastAsia="宋体"/>
+          <w:b w:val="0"/>
           <w:sz w:val="28"/>
         </w:rPr>
         <w:t>5.3 系统架构设计</w:t>
@@ -571,7 +602,8 @@
       </w:pPr>
       <w:r>
         <w:rPr>
-          <w:rFonts w:ascii="宋体" w:hAnsi="宋体"/>
+          <w:rFonts w:ascii="宋体" w:hAnsi="宋体" w:eastAsia="宋体"/>
+          <w:b w:val="0"/>
           <w:sz w:val="24"/>
         </w:rPr>
         <w:t>基于FPGA的DDS信号发生器系统架构主要包括以下模块：</w:t>
@@ -626,7 +658,8 @@
       </w:pPr>
       <w:r>
         <w:rPr>
-          <w:rFonts w:ascii="宋体" w:hAnsi="宋体"/>
+          <w:rFonts w:ascii="宋体" w:hAnsi="宋体" w:eastAsia="宋体"/>
+          <w:b w:val="0"/>
           <w:sz w:val="32"/>
         </w:rPr>
         <w:t>六、预期成果与创新点</w:t>
@@ -638,7 +671,8 @@
       </w:pPr>
       <w:r>
         <w:rPr>
-          <w:rFonts w:ascii="宋体" w:hAnsi="宋体"/>
+          <w:rFonts w:ascii="宋体" w:hAnsi="宋体" w:eastAsia="宋体"/>
+          <w:b w:val="0"/>
           <w:sz w:val="28"/>
         </w:rPr>
         <w:t>6.1 预期成果</w:t>
@@ -650,7 +684,8 @@
       </w:pPr>
       <w:r>
         <w:rPr>
-          <w:rFonts w:ascii="宋体" w:hAnsi="宋体"/>
+          <w:rFonts w:ascii="宋体" w:hAnsi="宋体" w:eastAsia="宋体"/>
+          <w:b w:val="0"/>
           <w:sz w:val="24"/>
         </w:rPr>
         <w:t>本课题预期实现以下成果：</w:t>
@@ -683,7 +718,8 @@
       </w:pPr>
       <w:r>
         <w:rPr>
-          <w:rFonts w:ascii="宋体" w:hAnsi="宋体"/>
+          <w:rFonts w:ascii="宋体" w:hAnsi="宋体" w:eastAsia="宋体"/>
+          <w:b w:val="0"/>
           <w:sz w:val="28"/>
         </w:rPr>
         <w:t>6.2 创新点</w:t>
@@ -695,7 +731,8 @@
       </w:pPr>
       <w:r>
         <w:rPr>
-          <w:rFonts w:ascii="宋体" w:hAnsi="宋体"/>
+          <w:rFonts w:ascii="宋体" w:hAnsi="宋体" w:eastAsia="宋体"/>
+          <w:b w:val="0"/>
           <w:sz w:val="24"/>
         </w:rPr>
         <w:t>本课题的创新点主要体现在以下几个方面：</w:t>
@@ -722,7 +759,8 @@
       </w:pPr>
       <w:r>
         <w:rPr>
-          <w:rFonts w:ascii="宋体" w:hAnsi="宋体"/>
+          <w:rFonts w:ascii="宋体" w:hAnsi="宋体" w:eastAsia="宋体"/>
+          <w:b w:val="0"/>
           <w:sz w:val="32"/>
         </w:rPr>
         <w:t>七、研究计划与进度安排</w:t>
@@ -734,7 +772,8 @@
       </w:pPr>
       <w:r>
         <w:rPr>
-          <w:rFonts w:ascii="宋体" w:hAnsi="宋体"/>
+          <w:rFonts w:ascii="宋体" w:hAnsi="宋体" w:eastAsia="宋体"/>
+          <w:b w:val="0"/>
           <w:sz w:val="24"/>
         </w:rPr>
         <w:t>本课题的研究计划与进度安排如下：</w:t>
@@ -793,7 +832,8 @@
       </w:pPr>
       <w:r>
         <w:rPr>
-          <w:rFonts w:ascii="宋体" w:hAnsi="宋体"/>
+          <w:rFonts w:ascii="宋体" w:hAnsi="宋体" w:eastAsia="宋体"/>
+          <w:b w:val="0"/>
           <w:sz w:val="32"/>
         </w:rPr>
         <w:t>八、参考文献</w:t>
@@ -805,7 +845,8 @@
       </w:pPr>
       <w:r>
         <w:rPr>
-          <w:rFonts w:ascii="宋体" w:hAnsi="宋体"/>
+          <w:rFonts w:ascii="宋体" w:hAnsi="宋体" w:eastAsia="宋体"/>
+          <w:b w:val="0"/>
           <w:sz w:val="24"/>
         </w:rPr>
         <w:t>[1] 张明. 基于FPGA的DDS信号发生器设计[J]. 电子技术应用, 2023, 49(5): 45-48.</w:t>
